--- a/fuentes/33130240_CF02_CFA.docx
+++ b/fuentes/33130240_CF02_CFA.docx
@@ -3629,7 +3629,13 @@
               <w:t xml:space="preserve">: </w:t>
             </w:r>
             <w:r>
-              <w:t>ahí entra el SIVIGILA, que sustenta la observación y el análisis sistemático de los eventos en salud y orienta la planificación, ejecución, seguimiento y evaluación de las acciones.</w:t>
+              <w:t xml:space="preserve">ahí entra </w:t>
+            </w:r>
+            <w:r>
+              <w:t>la</w:t>
+            </w:r>
+            <w:r>
+              <w:t xml:space="preserve"> SIVIGILA, que sustenta la observación y el análisis sistemático de los eventos en salud y orienta la planificación, ejecución, seguimiento y evaluación de las acciones.</w:t>
             </w:r>
           </w:p>
           <w:p>
@@ -5355,6 +5361,7 @@
               <w:pStyle w:val="Tablas"/>
             </w:pPr>
             <w:r>
+              <w:lastRenderedPageBreak/>
               <w:t>Condiciones particulares del establecimiento</w:t>
             </w:r>
           </w:p>
@@ -7933,7 +7940,10 @@
               <w:t xml:space="preserve">: </w:t>
             </w:r>
             <w:r>
-              <w:t>pienso en un establecimiento donde varias personas presentan una enfermedad transmitida por alimentos. Se identifica el evento, se atiende a quienes enfermaron, se limpia, se desinfecta…</w:t>
+              <w:t>pienso en un establecimiento donde varias personas presentan una enfermedad transmitida por alimentos. Se identifica el evento, se atiende a quienes enfermaron, se limpia, se desinfecta</w:t>
+            </w:r>
+            <w:r>
+              <w:t>.</w:t>
             </w:r>
           </w:p>
           <w:p>
@@ -8235,39 +8245,24 @@
             </w:r>
           </w:p>
           <w:p>
-            <w:r>
+            <w:pPr>
               <w:rPr>
                 <w:b/>
                 <w:bCs/>
               </w:rPr>
-              <w:t xml:space="preserve">DON CAMPOS: </w:t>
-            </w:r>
-            <w:r>
-              <w:t>s</w:t>
-            </w:r>
-            <w:r>
-              <w:t>i hay que resumirlo: evaluar un brote no es solo mirar hacia atrás, es usar lo ocurrido para prepararse mejor.</w:t>
-            </w:r>
-          </w:p>
-          <w:p>
-            <w:pPr>
+            </w:pPr>
+            <w:r>
               <w:rPr>
                 <w:b/>
                 <w:bCs/>
               </w:rPr>
-            </w:pPr>
-            <w:r>
-              <w:rPr>
-                <w:b/>
-                <w:bCs/>
-              </w:rPr>
-              <w:t>ASUSENA:</w:t>
-            </w:r>
-            <w:r>
-              <w:t xml:space="preserve"> p</w:t>
-            </w:r>
-            <w:r>
-              <w:t>orque la gestión de un brote no termina cuando bajan los casos, sino cuando lo aprendido se convierte en acciones que evitan que el problema se repita. Hasta pronto.</w:t>
+              <w:t xml:space="preserve">DON CAMPOS: </w:t>
+            </w:r>
+            <w:r>
+              <w:t>s</w:t>
+            </w:r>
+            <w:r>
+              <w:t>i hay que resumirlo: evaluar un brote no es solo mirar hacia atrás, es usar lo ocurrido para prepararse mejor.</w:t>
             </w:r>
           </w:p>
         </w:tc>
@@ -13218,6 +13213,17 @@
 </file>
 
 <file path=customXml/item1.xml><?xml version="1.0" encoding="utf-8"?>
+<p:properties xmlns:p="http://schemas.microsoft.com/office/2006/metadata/properties" xmlns:xsi="http://www.w3.org/2001/XMLSchema-instance" xmlns:pc="http://schemas.microsoft.com/office/infopath/2007/PartnerControls">
+  <documentManagement>
+    <TaxCatchAll xmlns="67a0edcd-0de5-43ed-8c27-e32f38a00c91" xsi:nil="true"/>
+    <lcf76f155ced4ddcb4097134ff3c332f xmlns="42760c81-fd8e-4d59-8953-7cdb9f38b14f">
+      <Terms xmlns="http://schemas.microsoft.com/office/infopath/2007/PartnerControls"/>
+    </lcf76f155ced4ddcb4097134ff3c332f>
+  </documentManagement>
+</p:properties>
+</file>
+
+<file path=customXml/item2.xml><?xml version="1.0" encoding="utf-8"?>
 <ct:contentTypeSchema xmlns:ct="http://schemas.microsoft.com/office/2006/metadata/contentType" xmlns:ma="http://schemas.microsoft.com/office/2006/metadata/properties/metaAttributes" ct:_="" ma:_="" ma:contentTypeName="Documento" ma:contentTypeID="0x01010005252A1EF3BD024F856B47B579AB5244" ma:contentTypeVersion="13" ma:contentTypeDescription="Crear nuevo documento." ma:contentTypeScope="" ma:versionID="ddfaac56a287547bce89452cd31c5884">
   <xsd:schema xmlns:xsd="http://www.w3.org/2001/XMLSchema" xmlns:xs="http://www.w3.org/2001/XMLSchema" xmlns:p="http://schemas.microsoft.com/office/2006/metadata/properties" xmlns:ns2="42760c81-fd8e-4d59-8953-7cdb9f38b14f" xmlns:ns3="67a0edcd-0de5-43ed-8c27-e32f38a00c91" targetNamespace="http://schemas.microsoft.com/office/2006/metadata/properties" ma:root="true" ma:fieldsID="5ac878f7c8dbf4633d03f1982e859186" ns2:_="" ns3:_="">
     <xsd:import namespace="42760c81-fd8e-4d59-8953-7cdb9f38b14f"/>
@@ -13424,18 +13430,11 @@
 </ct:contentTypeSchema>
 </file>
 
-<file path=customXml/item2.xml><?xml version="1.0" encoding="utf-8"?>
-<p:properties xmlns:p="http://schemas.microsoft.com/office/2006/metadata/properties" xmlns:xsi="http://www.w3.org/2001/XMLSchema-instance" xmlns:pc="http://schemas.microsoft.com/office/infopath/2007/PartnerControls">
-  <documentManagement>
-    <TaxCatchAll xmlns="67a0edcd-0de5-43ed-8c27-e32f38a00c91" xsi:nil="true"/>
-    <lcf76f155ced4ddcb4097134ff3c332f xmlns="42760c81-fd8e-4d59-8953-7cdb9f38b14f">
-      <Terms xmlns="http://schemas.microsoft.com/office/infopath/2007/PartnerControls"/>
-    </lcf76f155ced4ddcb4097134ff3c332f>
-  </documentManagement>
-</p:properties>
+<file path=customXml/item3.xml><?xml version="1.0" encoding="utf-8"?>
+<b:Sources xmlns:b="http://schemas.openxmlformats.org/officeDocument/2006/bibliography" xmlns="http://schemas.openxmlformats.org/officeDocument/2006/bibliography" SelectedStyle="\APASixthEditionOfficeOnline.xsl" StyleName="APA" Version="6"/>
 </file>
 
-<file path=customXml/item3.xml><?xml version="1.0" encoding="utf-8"?>
+<file path=customXml/item4.xml><?xml version="1.0" encoding="utf-8"?>
 <?mso-contentType ?>
 <FormTemplates xmlns="http://schemas.microsoft.com/sharepoint/v3/contenttype/forms">
   <Display>DocumentLibraryForm</Display>
@@ -13444,11 +13443,18 @@
 </FormTemplates>
 </file>
 
-<file path=customXml/item4.xml><?xml version="1.0" encoding="utf-8"?>
-<b:Sources xmlns:b="http://schemas.openxmlformats.org/officeDocument/2006/bibliography" xmlns="http://schemas.openxmlformats.org/officeDocument/2006/bibliography" SelectedStyle="\APASixthEditionOfficeOnline.xsl" StyleName="APA" Version="6"/>
+<file path=customXml/itemProps1.xml><?xml version="1.0" encoding="utf-8"?>
+<ds:datastoreItem xmlns:ds="http://schemas.openxmlformats.org/officeDocument/2006/customXml" ds:itemID="{1279454D-02BE-4A9C-A117-DCD1573E2608}">
+  <ds:schemaRefs>
+    <ds:schemaRef ds:uri="http://schemas.microsoft.com/office/2006/metadata/properties"/>
+    <ds:schemaRef ds:uri="http://schemas.microsoft.com/office/infopath/2007/PartnerControls"/>
+    <ds:schemaRef ds:uri="67a0edcd-0de5-43ed-8c27-e32f38a00c91"/>
+    <ds:schemaRef ds:uri="42760c81-fd8e-4d59-8953-7cdb9f38b14f"/>
+  </ds:schemaRefs>
+</ds:datastoreItem>
 </file>
 
-<file path=customXml/itemProps1.xml><?xml version="1.0" encoding="utf-8"?>
+<file path=customXml/itemProps2.xml><?xml version="1.0" encoding="utf-8"?>
 <ds:datastoreItem xmlns:ds="http://schemas.openxmlformats.org/officeDocument/2006/customXml" ds:itemID="{732192AC-8399-441D-9141-D6708DB3DE4E}">
   <ds:schemaRefs>
     <ds:schemaRef ds:uri="http://schemas.microsoft.com/office/2006/metadata/contentType"/>
@@ -13467,29 +13473,18 @@
 </ds:datastoreItem>
 </file>
 
-<file path=customXml/itemProps2.xml><?xml version="1.0" encoding="utf-8"?>
-<ds:datastoreItem xmlns:ds="http://schemas.openxmlformats.org/officeDocument/2006/customXml" ds:itemID="{1279454D-02BE-4A9C-A117-DCD1573E2608}">
+<file path=customXml/itemProps3.xml><?xml version="1.0" encoding="utf-8"?>
+<ds:datastoreItem xmlns:ds="http://schemas.openxmlformats.org/officeDocument/2006/customXml" ds:itemID="{EAE431FD-7059-4C09-804B-C9D69EB7B213}">
   <ds:schemaRefs>
-    <ds:schemaRef ds:uri="http://schemas.microsoft.com/office/2006/metadata/properties"/>
-    <ds:schemaRef ds:uri="http://schemas.microsoft.com/office/infopath/2007/PartnerControls"/>
-    <ds:schemaRef ds:uri="67a0edcd-0de5-43ed-8c27-e32f38a00c91"/>
-    <ds:schemaRef ds:uri="42760c81-fd8e-4d59-8953-7cdb9f38b14f"/>
+    <ds:schemaRef ds:uri="http://schemas.openxmlformats.org/officeDocument/2006/bibliography"/>
   </ds:schemaRefs>
 </ds:datastoreItem>
 </file>
 
-<file path=customXml/itemProps3.xml><?xml version="1.0" encoding="utf-8"?>
+<file path=customXml/itemProps4.xml><?xml version="1.0" encoding="utf-8"?>
 <ds:datastoreItem xmlns:ds="http://schemas.openxmlformats.org/officeDocument/2006/customXml" ds:itemID="{10663269-2064-4804-8290-36D4A57F5557}">
   <ds:schemaRefs>
     <ds:schemaRef ds:uri="http://schemas.microsoft.com/sharepoint/v3/contenttype/forms"/>
   </ds:schemaRefs>
 </ds:datastoreItem>
-</file>
-
-<file path=customXml/itemProps4.xml><?xml version="1.0" encoding="utf-8"?>
-<ds:datastoreItem xmlns:ds="http://schemas.openxmlformats.org/officeDocument/2006/customXml" ds:itemID="{EAE431FD-7059-4C09-804B-C9D69EB7B213}">
-  <ds:schemaRefs>
-    <ds:schemaRef ds:uri="http://schemas.openxmlformats.org/officeDocument/2006/bibliography"/>
-  </ds:schemaRefs>
-</ds:datastoreItem>
 </file>